--- a/(e)CRF/Per protocolnaam/32_Feedback Therapietrouw.docx
+++ b/(e)CRF/Per protocolnaam/32_Feedback Therapietrouw.docx
@@ -26,7 +26,7 @@
           <w:szCs w:val="28"/>
           <w:lang w:val="nl-NL"/>
         </w:rPr>
-        <w:t xml:space="preserve">Appendix 32: Feedback </w:t>
+        <w:t>eCRF Document 32: Feedback Therapietrouw</w:t>
       </w:r>
       <w:proofErr w:type="spellStart"/>
       <w:r>
@@ -38,7 +38,6 @@
           <w:szCs w:val="28"/>
           <w:lang w:val="nl-NL"/>
         </w:rPr>
-        <w:t>mbt</w:t>
       </w:r>
       <w:proofErr w:type="spellEnd"/>
       <w:r>
@@ -50,7 +49,6 @@
           <w:szCs w:val="28"/>
           <w:lang w:val="nl-NL"/>
         </w:rPr>
-        <w:t xml:space="preserve"> therapietrouw</w:t>
       </w:r>
       <w:r>
         <w:rPr>
@@ -61,7 +59,6 @@
           <w:szCs w:val="28"/>
           <w:lang w:val="nl-NL"/>
         </w:rPr>
-        <w:br/>
       </w:r>
       <w:r>
         <w:rPr>
@@ -72,7 +69,6 @@
           <w:szCs w:val="28"/>
           <w:lang w:val="nl-NL"/>
         </w:rPr>
-        <w:br/>
       </w:r>
       <w:r>
         <w:rPr>
@@ -83,7 +79,6 @@
           <w:szCs w:val="24"/>
           <w:lang w:val="nl-BE"/>
         </w:rPr>
-        <w:t>Studie-informatie</w:t>
       </w:r>
     </w:p>
     <w:p>
